--- a/docs/formatted_documents/docx/PROJECT_SCOPES.docx
+++ b/docs/formatted_documents/docx/PROJECT_SCOPES.docx
@@ -99,7 +99,7 @@
         <w:ind w:left="0"/>
       </w:pPr>
       <w:r>
-        <w:t>combine handwriting, reading audio, text, and reading behavior signals</w:t>
+        <w:t>combine reading audio, text, reading behavior, eye-tracking, and biomarker signals</w:t>
       </w:r>
     </w:p>
     <w:p>
@@ -688,7 +688,7 @@
         <w:ind w:left="0"/>
       </w:pPr>
       <w:r>
-        <w:t>compare handwriting, speech, and reading-behavior features</w:t>
+        <w:t>compare audio, text, reading-behavior, and biomarker features</w:t>
       </w:r>
     </w:p>
     <w:p>
@@ -1102,7 +1102,7 @@
         <w:ind w:left="0"/>
       </w:pPr>
       <w:r>
-        <w:t>Does a ViT handwriting branch help more than a CNN branch?</w:t>
+        <w:t>Does a ViT visual branch help more than a CNN-style visual branch for archived comparisons?</w:t>
       </w:r>
     </w:p>
     <w:p>
